--- a/PUBLISHED/biol-1/ALL_FILES/module-12-darwin-evolution-questions.docx
+++ b/PUBLISHED/biol-1/ALL_FILES/module-12-darwin-evolution-questions.docx
@@ -9,95 +9,7 @@
     </w:p>
     <w:p>
       <w:r>
-        <w:t>Quick Check</w:t>
-      </w:r>
-    </w:p>
-    <w:p>
-      <w:r>
-        <w:t>1. Based on his observations in the Galápagos Islands, Charles Darwin concluded that: A) Environment has no impact on physical traits.</w:t>
-        <w:br/>
-        <w:t>B) Organisms instinctively adapt to be perfect.</w:t>
-        <w:br/>
-        <w:t>C) Species can change over time as they adapt to different environments.</w:t>
-        <w:br/>
-        <w:t>D) All species were created at the exact same time and never change.</w:t>
-      </w:r>
-    </w:p>
-    <w:p>
-      <w:r>
-        <w:t>2. Which of the following is the best definition of "evolutionary fitness"? A) The physical strength and speed of an organism</w:t>
-        <w:br/>
-        <w:t>B) The ability of an individual to survive and produce viable, fertile offspring relative to others</w:t>
-        <w:br/>
-        <w:t>C) The overall health and immune system of an animal</w:t>
-        <w:br/>
-        <w:t>D) The dominance of an animal in its social group</w:t>
-      </w:r>
-    </w:p>
-    <w:p>
-      <w:r>
-        <w:t>3. In biology, natural selection acts on: A) Individuals, causing them to evolve during their lifetime</w:t>
-        <w:br/>
-        <w:t>B) Populations, causing genetic traits to shift over generations</w:t>
-        <w:br/>
-        <w:t>C) The environment, forcing it to change for the animals</w:t>
-        <w:br/>
-        <w:t>D) Acquired characteristics (like learning a behavior)</w:t>
-      </w:r>
-    </w:p>
-    <w:p>
-      <w:r>
-        <w:t>4. The forelimbs of a human, a cat, a whale, and a bat share the same internal bone structure, even though they are used for entirely different functions (grabbing, walking, swimming, flying). This is an example of: A) Analogous structures</w:t>
-        <w:br/>
-        <w:t>B) Vestigial structures</w:t>
-        <w:br/>
-        <w:t>C) Homologous structures</w:t>
-        <w:br/>
-        <w:t>D) Convergent evolution</w:t>
-      </w:r>
-    </w:p>
-    <w:p>
-      <w:r>
-        <w:t>5. True or False: Natural selection is a random process.</w:t>
-        <w:br/>
-        <w:t>- [ ] True</w:t>
-        <w:br/>
-        <w:t>- [ ] False</w:t>
-      </w:r>
-    </w:p>
-    <w:p>
-      <w:r>
-        <w:t>Reflection</w:t>
-      </w:r>
-    </w:p>
-    <w:p>
-      <w:r>
-        <w:t>6. Why is the phrase "survival of the fittest" often misleading to the general public? Explain what fitness actually means in an evolutionary context.</w:t>
-      </w:r>
-    </w:p>
-    <w:p>
-      <w:r>
-        <w:t>{fill:textarea rows=4}</w:t>
-      </w:r>
-    </w:p>
-    <w:p>
-      <w:r>
-        <w:t>7. A population of beetles has both green and brown individuals. They live in a lush green forest, and birds frequently eat the brown beetles because they stand out. Over time, the forest experiences a severe drought and the leaves turn brown. Explain step-by-step how the beetle population will evolve via natural selection in response to this environmental change.</w:t>
-      </w:r>
-    </w:p>
-    <w:p>
-      <w:r>
-        <w:t>{fill:textarea rows=5}</w:t>
-      </w:r>
-    </w:p>
-    <w:p>
-      <w:r>
-        <w:t>8. Briefly explain how molecular biology (DNA and proteins) provides evidence for evolution and common ancestry.</w:t>
-      </w:r>
-    </w:p>
-    <w:p>
-      <w:r>
-        <w:t>{fill:textarea rows=3}</w:t>
+        <w:t>Practice Questions</w:t>
       </w:r>
     </w:p>
     <w:sectPr>

--- a/PUBLISHED/biol-1/ALL_FILES/module-12-darwin-evolution-questions.docx
+++ b/PUBLISHED/biol-1/ALL_FILES/module-12-darwin-evolution-questions.docx
@@ -3,13 +3,157 @@
 <w:document xmlns:wpc="http://schemas.microsoft.com/office/word/2010/wordprocessingCanvas" xmlns:mo="http://schemas.microsoft.com/office/mac/office/2008/main" xmlns:mc="http://schemas.openxmlformats.org/markup-compatibility/2006" xmlns:mv="urn:schemas-microsoft-com:mac:vml" xmlns:o="urn:schemas-microsoft-com:office:office" xmlns:r="http://schemas.openxmlformats.org/officeDocument/2006/relationships" xmlns:m="http://schemas.openxmlformats.org/officeDocument/2006/math" xmlns:v="urn:schemas-microsoft-com:vml" xmlns:wp14="http://schemas.microsoft.com/office/word/2010/wordprocessingDrawing" xmlns:wp="http://schemas.openxmlformats.org/drawingml/2006/wordprocessingDrawing" xmlns:w10="urn:schemas-microsoft-com:office:word" xmlns:w="http://schemas.openxmlformats.org/wordprocessingml/2006/main" xmlns:w14="http://schemas.microsoft.com/office/word/2010/wordml" xmlns:wpg="http://schemas.microsoft.com/office/word/2010/wordprocessingGroup" xmlns:wpi="http://schemas.microsoft.com/office/word/2010/wordprocessingInk" xmlns:wne="http://schemas.microsoft.com/office/word/2006/wordml" xmlns:wps="http://schemas.microsoft.com/office/word/2010/wordprocessingShape" mc:Ignorable="w14 wp14">
   <w:body>
     <w:p>
+      <w:pPr>
+        <w:pStyle w:val="Heading1"/>
+      </w:pPr>
       <w:r>
         <w:t>Module 12: Darwin and Evolution — Questions</w:t>
       </w:r>
     </w:p>
     <w:p>
+      <w:pPr>
+        <w:pStyle w:val="Heading2"/>
+      </w:pPr>
       <w:r>
         <w:t>Practice Questions</w:t>
+      </w:r>
+    </w:p>
+    <w:p>
+      <w:r>
+        <w:t xml:space="preserve">1. </w:t>
+      </w:r>
+      <w:r>
+        <w:t>From his observations in the Galápagos Islands, what did Darwin conclude about whether species can change over time and how they relate to their environments?</w:t>
+      </w:r>
+    </w:p>
+    <w:p>
+      <w:r>
+        <w:t xml:space="preserve">2. </w:t>
+      </w:r>
+      <w:r>
+        <w:t xml:space="preserve">In evolutionary biology, what does “fitness” mean? Why is it </w:t>
+      </w:r>
+      <w:r>
+        <w:rPr>
+          <w:i/>
+        </w:rPr>
+        <w:t>not</w:t>
+      </w:r>
+      <w:r>
+        <w:t xml:space="preserve"> the same as physical strength or being “healthy” in everyday language?</w:t>
+      </w:r>
+    </w:p>
+    <w:p>
+      <w:r>
+        <w:t xml:space="preserve">3. </w:t>
+      </w:r>
+      <w:r>
+        <w:t>In biology, natural selection acts on variation in traits within a population. Does it change individuals during their lifetimes, or change allele frequencies over generations? Explain in one or two sentences.</w:t>
+      </w:r>
+    </w:p>
+    <w:p>
+      <w:r>
+        <w:t xml:space="preserve">4. </w:t>
+      </w:r>
+      <w:r>
+        <w:t>The forelimbs of a human, a cat, a whale, and a bat share the same underlying bone pattern but serve different functions. What kind of structures are these, and what do they suggest about common ancestry?</w:t>
+      </w:r>
+    </w:p>
+    <w:p>
+      <w:r>
+        <w:t xml:space="preserve">5. </w:t>
+      </w:r>
+      <w:r>
+        <w:t>How are analogous structures different from homologous structures? Give a brief example of each type (you may use different examples than the book).</w:t>
+      </w:r>
+    </w:p>
+    <w:p>
+      <w:r>
+        <w:t xml:space="preserve">6. </w:t>
+      </w:r>
+      <w:r>
+        <w:t>Is natural selection a random process? Explain what is and is not random when natural selection occurs.</w:t>
+      </w:r>
+    </w:p>
+    <w:p>
+      <w:r>
+        <w:t xml:space="preserve">7. </w:t>
+      </w:r>
+      <w:r>
+        <w:t>Why is the phrase “survival of the fittest” often misleading to the public? Restate what “fitness” means in evolutionary terms.</w:t>
+      </w:r>
+    </w:p>
+    <w:p>
+      <w:r>
+        <w:t xml:space="preserve">8. </w:t>
+      </w:r>
+      <w:r>
+        <w:t>A beetle population includes green and brown individuals in a lush green forest; birds eat more brown beetles because they are easier to see. Later, drought browns the vegetation. Describe step-by-step how natural selection could shift the population’s color over generations.</w:t>
+      </w:r>
+    </w:p>
+    <w:p>
+      <w:r>
+        <w:t xml:space="preserve">9. </w:t>
+      </w:r>
+      <w:r>
+        <w:t>How do comparisons of DNA and proteins support the idea of common ancestry and evolution?</w:t>
+      </w:r>
+    </w:p>
+    <w:p>
+      <w:r>
+        <w:t xml:space="preserve">10. </w:t>
+      </w:r>
+      <w:r>
+        <w:t>What is meant by “descent with modification” in Darwin’s terms?</w:t>
+      </w:r>
+    </w:p>
+    <w:p>
+      <w:r>
+        <w:t xml:space="preserve">11. </w:t>
+      </w:r>
+      <w:r>
+        <w:t>How does artificial selection (for example, breeding plants or livestock) illustrate principles that also apply to natural selection?</w:t>
+      </w:r>
+    </w:p>
+    <w:p>
+      <w:r>
+        <w:t xml:space="preserve">12. </w:t>
+      </w:r>
+      <w:r>
+        <w:t>What is a vestigial structure, and why do biologists treat vestigial traits as evidence of evolutionary history?</w:t>
+      </w:r>
+    </w:p>
+    <w:p>
+      <w:r>
+        <w:t xml:space="preserve">13. </w:t>
+      </w:r>
+      <w:r>
+        <w:t xml:space="preserve">What is convergent evolution, and how does it produce similarities that are </w:t>
+      </w:r>
+      <w:r>
+        <w:rPr>
+          <w:i/>
+        </w:rPr>
+        <w:t>not</w:t>
+      </w:r>
+      <w:r>
+        <w:t xml:space="preserve"> due to recent common ancestry?</w:t>
+      </w:r>
+    </w:p>
+    <w:p>
+      <w:r>
+        <w:t xml:space="preserve">14. </w:t>
+      </w:r>
+      <w:r>
+        <w:t>In what ways does the fossil record support the idea that life on Earth has changed over long periods of time?</w:t>
+      </w:r>
+    </w:p>
+    <w:p>
+      <w:r>
+        <w:t xml:space="preserve">15. </w:t>
+      </w:r>
+      <w:r>
+        <w:t>In modern genetics, why do acquired traits during an organism’s life (for example, muscle built from exercise) not explain how populations evolve across generations?</w:t>
       </w:r>
     </w:p>
     <w:sectPr>

--- a/PUBLISHED/biol-1/ALL_FILES/module-12-darwin-evolution-questions.docx
+++ b/PUBLISHED/biol-1/ALL_FILES/module-12-darwin-evolution-questions.docx
@@ -7,15 +7,7 @@
         <w:pStyle w:val="Heading1"/>
       </w:pPr>
       <w:r>
-        <w:t>Module 12: Darwin and Evolution — Questions</w:t>
-      </w:r>
-    </w:p>
-    <w:p>
-      <w:pPr>
-        <w:pStyle w:val="Heading2"/>
-      </w:pPr>
-      <w:r>
-        <w:t>Practice Questions</w:t>
+        <w:t>Module 12: Darwin and Evolution - Learning Questions</w:t>
       </w:r>
     </w:p>
     <w:p>
@@ -23,7 +15,13 @@
         <w:t xml:space="preserve">1. </w:t>
       </w:r>
       <w:r>
-        <w:t>From his observations in the Galápagos Islands, what did Darwin conclude about whether species can change over time and how they relate to their environments?</w:t>
+        <w:br/>
+      </w:r>
+      <w:r>
+        <w:t>What are the required ingredients for natural selection?</w:t>
+      </w:r>
+      <w:r>
+        <w:br/>
       </w:r>
     </w:p>
     <w:p>
@@ -31,16 +29,13 @@
         <w:t xml:space="preserve">2. </w:t>
       </w:r>
       <w:r>
-        <w:t xml:space="preserve">In evolutionary biology, what does “fitness” mean? Why is it </w:t>
+        <w:br/>
       </w:r>
       <w:r>
-        <w:rPr>
-          <w:i/>
-        </w:rPr>
-        <w:t>not</w:t>
+        <w:t>Why does natural selection act on existing variation?</w:t>
       </w:r>
       <w:r>
-        <w:t xml:space="preserve"> the same as physical strength or being “healthy” in everyday language?</w:t>
+        <w:br/>
       </w:r>
     </w:p>
     <w:p>
@@ -48,7 +43,13 @@
         <w:t xml:space="preserve">3. </w:t>
       </w:r>
       <w:r>
-        <w:t>In biology, natural selection acts on variation in traits within a population. Does it change individuals during their lifetimes, or change allele frequencies over generations? Explain in one or two sentences.</w:t>
+        <w:br/>
+      </w:r>
+      <w:r>
+        <w:t>What does evolutionary fitness mean?</w:t>
+      </w:r>
+      <w:r>
+        <w:br/>
       </w:r>
     </w:p>
     <w:p>
@@ -56,7 +57,13 @@
         <w:t xml:space="preserve">4. </w:t>
       </w:r>
       <w:r>
-        <w:t>The forelimbs of a human, a cat, a whale, and a bat share the same underlying bone pattern but serve different functions. What kind of structures are these, and what do they suggest about common ancestry?</w:t>
+        <w:br/>
+      </w:r>
+      <w:r>
+        <w:t>Why do populations evolve rather than individuals?</w:t>
+      </w:r>
+      <w:r>
+        <w:br/>
       </w:r>
     </w:p>
     <w:p>
@@ -64,7 +71,13 @@
         <w:t xml:space="preserve">5. </w:t>
       </w:r>
       <w:r>
-        <w:t>How are analogous structures different from homologous structures? Give a brief example of each type (you may use different examples than the book).</w:t>
+        <w:br/>
+      </w:r>
+      <w:r>
+        <w:t>How do fossils support evolution?</w:t>
+      </w:r>
+      <w:r>
+        <w:br/>
       </w:r>
     </w:p>
     <w:p>
@@ -72,7 +85,13 @@
         <w:t xml:space="preserve">6. </w:t>
       </w:r>
       <w:r>
-        <w:t>Is natural selection a random process? Explain what is and is not random when natural selection occurs.</w:t>
+        <w:br/>
+      </w:r>
+      <w:r>
+        <w:t>How do homologous and vestigial structures support common ancestry?</w:t>
+      </w:r>
+      <w:r>
+        <w:br/>
       </w:r>
     </w:p>
     <w:p>
@@ -80,7 +99,13 @@
         <w:t xml:space="preserve">7. </w:t>
       </w:r>
       <w:r>
-        <w:t>Why is the phrase “survival of the fittest” often misleading to the public? Restate what “fitness” means in evolutionary terms.</w:t>
+        <w:br/>
+      </w:r>
+      <w:r>
+        <w:t>How can DNA comparisons support relatedness?</w:t>
+      </w:r>
+      <w:r>
+        <w:br/>
       </w:r>
     </w:p>
     <w:p>
@@ -88,7 +113,13 @@
         <w:t xml:space="preserve">8. </w:t>
       </w:r>
       <w:r>
-        <w:t>A beetle population includes green and brown individuals in a lush green forest; birds eat more brown beetles because they are easier to see. Later, drought browns the vegetation. Describe step-by-step how natural selection could shift the population’s color over generations.</w:t>
+        <w:br/>
+      </w:r>
+      <w:r>
+        <w:t>What is descent with modification?</w:t>
+      </w:r>
+      <w:r>
+        <w:br/>
       </w:r>
     </w:p>
     <w:p>
@@ -96,7 +127,13 @@
         <w:t xml:space="preserve">9. </w:t>
       </w:r>
       <w:r>
-        <w:t>How do comparisons of DNA and proteins support the idea of common ancestry and evolution?</w:t>
+        <w:br/>
+      </w:r>
+      <w:r>
+        <w:t>How can environment change which traits are favored?</w:t>
+      </w:r>
+      <w:r>
+        <w:br/>
       </w:r>
     </w:p>
     <w:p>
@@ -104,7 +141,13 @@
         <w:t xml:space="preserve">10. </w:t>
       </w:r>
       <w:r>
-        <w:t>What is meant by “descent with modification” in Darwin’s terms?</w:t>
+        <w:br/>
+      </w:r>
+      <w:r>
+        <w:t>How did Galápagos observations help Darwin reason about adaptation?</w:t>
+      </w:r>
+      <w:r>
+        <w:br/>
       </w:r>
     </w:p>
     <w:p>
@@ -112,7 +155,13 @@
         <w:t xml:space="preserve">11. </w:t>
       </w:r>
       <w:r>
-        <w:t>How does artificial selection (for example, breeding plants or livestock) illustrate principles that also apply to natural selection?</w:t>
+        <w:br/>
+      </w:r>
+      <w:r>
+        <w:t>How can convergent evolution and artificial selection clarify natural selection?</w:t>
+      </w:r>
+      <w:r>
+        <w:br/>
       </w:r>
     </w:p>
     <w:p>
@@ -120,7 +169,13 @@
         <w:t xml:space="preserve">12. </w:t>
       </w:r>
       <w:r>
-        <w:t>What is a vestigial structure, and why do biologists treat vestigial traits as evidence of evolutionary history?</w:t>
+        <w:br/>
+      </w:r>
+      <w:r>
+        <w:t>Why is adaptation not the same as individual effort?</w:t>
+      </w:r>
+      <w:r>
+        <w:br/>
       </w:r>
     </w:p>
     <w:p>
@@ -128,16 +183,13 @@
         <w:t xml:space="preserve">13. </w:t>
       </w:r>
       <w:r>
-        <w:t xml:space="preserve">What is convergent evolution, and how does it produce similarities that are </w:t>
+        <w:br/>
       </w:r>
       <w:r>
-        <w:rPr>
-          <w:i/>
-        </w:rPr>
-        <w:t>not</w:t>
+        <w:t>What evidence would support an adaptation claim?</w:t>
       </w:r>
       <w:r>
-        <w:t xml:space="preserve"> due to recent common ancestry?</w:t>
+        <w:br/>
       </w:r>
     </w:p>
     <w:p>
@@ -145,7 +197,13 @@
         <w:t xml:space="preserve">14. </w:t>
       </w:r>
       <w:r>
-        <w:t>In what ways does the fossil record support the idea that life on Earth has changed over long periods of time?</w:t>
+        <w:br/>
+      </w:r>
+      <w:r>
+        <w:t>How can a trait be helpful in one environment but harmful in another?</w:t>
+      </w:r>
+      <w:r>
+        <w:br/>
       </w:r>
     </w:p>
     <w:p>
@@ -153,7 +211,13 @@
         <w:t xml:space="preserve">15. </w:t>
       </w:r>
       <w:r>
-        <w:t>In modern genetics, why do acquired traits during an organism’s life (for example, muscle built from exercise) not explain how populations evolve across generations?</w:t>
+        <w:br/>
+      </w:r>
+      <w:r>
+        <w:t>How should an evolutionary explanation connect variation, heritability, and reproduction?</w:t>
+      </w:r>
+      <w:r>
+        <w:br/>
       </w:r>
     </w:p>
     <w:sectPr>
